--- a/Fase 1/Evidencias Grupales/1.5_GuiaEstudiante_Fase 1_Definicion Proyecto APT.docx
+++ b/Fase 1/Evidencias Grupales/1.5_GuiaEstudiante_Fase 1_Definicion Proyecto APT.docx
@@ -1048,7 +1048,7 @@
                 <w:szCs w:val="20"/>
                 <w:rtl w:val="0"/>
               </w:rPr>
-              <w:t xml:space="preserve">Desarrollo de un backend propio para la aplicación móvil de fisioterapia WellQ que replique los endpoints de la API de Spike e integre de forma nativa proveedores de wearables (</w:t>
+              <w:t xml:space="preserve">Desarrollo de una plataforma para la aplicación móvil de fisioterapia WellQ que replique los endpoints de la API de Spike e integre de forma nativa proveedores de wearables (</w:t>
             </w:r>
             <w:r>
               <w:rPr>
@@ -1611,7 +1611,7 @@
                 <w:szCs w:val="20"/>
                 <w:rtl w:val="0"/>
               </w:rPr>
-              <w:t xml:space="preserve">Cada lectura de datos pasa por Spike, lo que implica costo y limitaciones para incorporar proveedores de forma nativa. El proyecto busca eliminar esa dependencia construyendo un backend propio que replique el comportamiento de los endpoints que WellQ consume e incorpore directamente a los proveedores asignados al equipo </w:t>
+              <w:t xml:space="preserve">Cada lectura de datos pasa por Spike, lo que implica costo y limitaciones para incorporar proveedores de forma nativa. El proyecto busca eliminar esa dependencia construyendo una plataforma propia que replique el comportamiento de los endpoints que WellQ consume e incorpore directamente a los proveedores asignados al equipo </w:t>
             </w:r>
             <w:r>
               <w:rPr>
@@ -1745,7 +1745,7 @@
                 <w:szCs w:val="20"/>
                 <w:rtl w:val="0"/>
               </w:rPr>
-              <w:t xml:space="preserve">Se espera construir un backend propio, operando como servidor independiente, que la app WellQ pueda consumir apuntando a él en lugar de spikeapi.com, con comportamiento equivalente y datos reales de los proveedores asignados, implementando un módulo de autenticación compatible con el flujo actual de la app.</w:t>
+              <w:t xml:space="preserve">Se espera construir un plataforma propia, operando como servidor independiente, que la app WellQ pueda consumir apuntando a él en lugar de spikeapi.com, con comportamiento equivalente y datos reales de los proveedores asignados, implementando un módulo de autenticación compatible con el flujo actual de la app.</w:t>
             </w:r>
           </w:p>
           <w:p>
@@ -1778,7 +1778,7 @@
                 <w:szCs w:val="20"/>
                 <w:rtl w:val="0"/>
               </w:rPr>
-              <w:t xml:space="preserve">Los hitos principales del proyecto será implementar la autenticación, los endpoints principales del área de salud como workouts, sleeps (que son utilizados por la app), las estadísticas y métricas y finalmente la gestión de proveedores para conectar/desconectar dispositivos de manera nativa en la aplicación sin dependencia de spikeapi.com</w:t>
+              <w:t xml:space="preserve">Los hitos principales del proyecto será implementar la autenticación, los endpoints principales del área de salud como workouts, sleeps (que son utilizados por la app), las estadísticas y métricas, la gestión de proveedores para conectar/desconectar dispositivos de manera nativa en la aplicación sin dependencia de Spike, un panel de gestión para visualizar los costes asociados a cada proveedor.</w:t>
             </w:r>
             <w:r>
               <w:rPr>
@@ -1963,7 +1963,23 @@
                 <w:szCs w:val="20"/>
                 <w:rtl w:val="0"/>
               </w:rPr>
-              <w:t xml:space="preserve">El proyecto al ser proporcionado por </w:t>
+              <w:t xml:space="preserve">El proyecto al ser proporcionado po</w:t>
+            </w:r>
+            <w:r>
+              <w:rPr>
+                <w:sz w:val="18"/>
+                <w:szCs w:val="18"/>
+                <w:rtl w:val="0"/>
+              </w:rPr>
+              <w:t xml:space="preserve">r </w:t>
+            </w:r>
+            <w:r>
+              <w:rPr>
+                <w:sz w:val="20"/>
+                <w:szCs w:val="20"/>
+                <w:rtl w:val="0"/>
+              </w:rPr>
+              <w:t xml:space="preserve">Alloxentric permite trabajar con un proyecto de escala real. La duración del proyecto deberá coincidir con la duración de la asignatura de Capstone (aproximadamente 4 meses)  y </w:t>
             </w:r>
             <w:r>
               <w:rPr>
@@ -1977,21 +1993,7 @@
                 <w:szCs w:val="20"/>
                 <w:rtl w:val="0"/>
               </w:rPr>
-              <w:t xml:space="preserve">permite trabajar con un proyecto de escala real. La duración del proyecto deberá coincidir con la duración de la asignatura de Capstone (aproximadamente 3 meses)  y </w:t>
-            </w:r>
-            <w:r>
-              <w:rPr>
-                <w:rtl w:val="0"/>
-              </w:rPr>
-              <w:t xml:space="preserve">Alloxentric </w:t>
-            </w:r>
-            <w:r>
-              <w:rPr>
-                <w:sz w:val="20"/>
-                <w:szCs w:val="20"/>
-                <w:rtl w:val="0"/>
-              </w:rPr>
-              <w:t xml:space="preserve">nos entrega las herramientas necesarias para poder llevarlo a cabo, aumentando en gran parte la factibilidad del desarrollo. Se va a necesitar un equipo que permita realizar las pruebas con la API actual y que permita construir el nuevo backend. Algunos factores que pueden perjudicar la duración del proyecto es el hecho de que no tenemos mucha experiencia con un backend, y eso puede ralentizar los resultados finales, pero con el apoyo de la documentación y el soporte de los stakeholders podemos intentar solventar las dudas que tengamos en la realización del proyecto.</w:t>
+              <w:t xml:space="preserve">nos entrega las herramientas necesarias para poder llevarlo a cabo, aumentando en gran parte la factibilidad del desarrollo. Se va a necesitar un equipo que permita realizar las pruebas con la API actual y que permita construir la nueva plataforma. Algunos factores que pueden perjudicar la duración del proyecto es el hecho de que no tenemos mucha experiencia con un backend, y eso puede ralentizar los resultados finales, pero con el apoyo de la documentación y el soporte de los stakeholders podemos intentar solventar las dudas que tengamos en la realización del proyecto.</w:t>
             </w:r>
           </w:p>
         </w:tc>
@@ -2288,7 +2290,7 @@
                 <w:szCs w:val="20"/>
                 <w:rtl w:val="0"/>
               </w:rPr>
-              <w:t xml:space="preserve">Desarrollar un backend propio para la aplicación móvil WellQ que replique los endpoints de la API de Spike e integre de forma nativa los proveedores Whoop, Garmin, Fitbit y Oura, logrando que la app mantenga un mayor control sobre el personal que utilice estos servicios.</w:t>
+              <w:t xml:space="preserve">Desarrollar una plataforma propia para la aplicación móvil WellQ que replique los endpoints de Spike e integre de forma nativa los proveedores Whoop, Garmin, Fitbit y Oura, logrando que la app mantenga un mayor control sobre el personal que utilice estos servicios.</w:t>
             </w:r>
           </w:p>
         </w:tc>
@@ -2413,7 +2415,7 @@
                 <w:szCs w:val="20"/>
                 <w:rtl w:val="0"/>
               </w:rPr>
-              <w:t xml:space="preserve">Validar el comportamiento equivalente del backend propio frente a la API oficial de Spike.</w:t>
+              <w:t xml:space="preserve">Validar el comportamiento equivalente de la plataforma frente a Spike.</w:t>
             </w:r>
           </w:p>
           <w:p>
@@ -2438,6 +2440,30 @@
                 <w:rtl w:val="0"/>
               </w:rPr>
               <w:t xml:space="preserve">Diseñar el modelo de datos, considerando las modificaciones y depreciaciones sobre los endpoints existentes.</w:t>
+            </w:r>
+          </w:p>
+          <w:p>
+            <w:pPr>
+              <w:numPr>
+                <w:ilvl w:val="0"/>
+                <w:numId w:val="1"/>
+              </w:numPr>
+              <w:spacing w:after="0" w:afterAutospacing="0"/>
+              <w:ind w:left="720" w:hanging="360"/>
+              <w:jc w:val="both"/>
+              <w:rPr>
+                <w:sz w:val="20"/>
+                <w:szCs w:val="20"/>
+                <w:u w:val="none"/>
+              </w:rPr>
+            </w:pPr>
+            <w:r>
+              <w:rPr>
+                <w:sz w:val="20"/>
+                <w:szCs w:val="20"/>
+                <w:rtl w:val="0"/>
+              </w:rPr>
+              <w:t xml:space="preserve">Desarrollar un panel de administración para gestionar las APIs de los proveedores.</w:t>
             </w:r>
           </w:p>
           <w:p>
@@ -2783,7 +2809,7 @@
                 <w:szCs w:val="20"/>
                 <w:rtl w:val="0"/>
               </w:rPr>
-              <w:t xml:space="preserve">Diseño de la arquitectura backend (endpoints, modelo de datos unificado, módulo de auth).</w:t>
+              <w:t xml:space="preserve">Diseño de la arquitectura de la plataforma (endpoints, modelo de datos unificado, módulo de auth).</w:t>
             </w:r>
           </w:p>
           <w:p>
@@ -2874,7 +2900,7 @@
                 <w:szCs w:val="20"/>
                 <w:rtl w:val="0"/>
               </w:rPr>
-              <w:t xml:space="preserve">Pruebas de comportamiento equivalente contra la API oficial y demo final integrada.</w:t>
+              <w:t xml:space="preserve">Pruebas de comportamiento equivalente contra Spike y demo final integrada.</w:t>
             </w:r>
           </w:p>
           <w:p>
@@ -4572,7 +4598,7 @@
                 <w:szCs w:val="20"/>
                 <w:rtl w:val="0"/>
               </w:rPr>
-              <w:t xml:space="preserve">Muestra que se resolvió la base del proyecto, el backend propio permite reemplazar a Spike en la autenticación y en la capa de seguridad.</w:t>
+              <w:t xml:space="preserve">Muestra que se resolvió la base del proyecto, el la plataforma permite reemplazar a Spike en la autenticación y en la capa de seguridad.</w:t>
             </w:r>
           </w:p>
         </w:tc>
@@ -5437,7 +5463,7 @@
                 <w:szCs w:val="18"/>
                 <w:rtl w:val="0"/>
               </w:rPr>
-              <w:t xml:space="preserve">Desarrollo backend</w:t>
+              <w:t xml:space="preserve">Desarrollo backend y frontend</w:t>
             </w:r>
           </w:p>
         </w:tc>
@@ -5470,7 +5496,7 @@
                 <w:szCs w:val="18"/>
                 <w:rtl w:val="0"/>
               </w:rPr>
-              <w:t xml:space="preserve">Desarrollo de módulo de autenticación funcional</w:t>
+              <w:t xml:space="preserve">Desarrollo de módulo de autenticación funcional y panel de gestión.</w:t>
             </w:r>
           </w:p>
         </w:tc>
@@ -5503,7 +5529,7 @@
                 <w:szCs w:val="18"/>
                 <w:rtl w:val="0"/>
               </w:rPr>
-              <w:t xml:space="preserve">Implementación de endpoint de autenticación con token JWT.</w:t>
+              <w:t xml:space="preserve">Implementación de endpoint de autenticación con token JWT. Desarrollo inicial de la interfaz de gestión.</w:t>
             </w:r>
           </w:p>
         </w:tc>
@@ -5719,28 +5745,17 @@
               <w:spacing w:after="0" w:line="240" w:lineRule="auto"/>
               <w:jc w:val="both"/>
               <w:rPr>
-                <w:sz w:val="18"/>
-                <w:szCs w:val="18"/>
-              </w:rPr>
-            </w:pPr>
-            <w:r>
-              <w:rPr>
-                <w:sz w:val="20"/>
-                <w:szCs w:val="20"/>
-                <w:rtl w:val="0"/>
-              </w:rPr>
-              <w:t xml:space="preserve">Reimplementación de los endpoints de consulta consumidos por la app más la integración nativa de </w:t>
-            </w:r>
-            <w:r>
-              <w:rPr>
-                <w:rtl w:val="0"/>
-              </w:rPr>
-              <w:t xml:space="preserve">Whoop y Garmin</w:t>
-            </w:r>
-            <w:r>
-              <w:rPr>
-                <w:rtl w:val="0"/>
-              </w:rPr>
+                <w:sz w:val="20"/>
+                <w:szCs w:val="20"/>
+              </w:rPr>
+            </w:pPr>
+            <w:r>
+              <w:rPr>
+                <w:sz w:val="20"/>
+                <w:szCs w:val="20"/>
+                <w:rtl w:val="0"/>
+              </w:rPr>
+              <w:t xml:space="preserve">Reimplementación de los endpoints de consulta consumidos por la app más la integración nativa de Whoop y Garmin</w:t>
             </w:r>
           </w:p>
         </w:tc>
@@ -5939,21 +5954,7 @@
                 <w:szCs w:val="20"/>
                 <w:rtl w:val="0"/>
               </w:rPr>
-              <w:t xml:space="preserve">Integración nativa de </w:t>
-            </w:r>
-            <w:r>
-              <w:rPr>
-                <w:rtl w:val="0"/>
-              </w:rPr>
-              <w:t xml:space="preserve">Whoop, Garmin, Fitbit y Oura </w:t>
-            </w:r>
-            <w:r>
-              <w:rPr>
-                <w:sz w:val="20"/>
-                <w:szCs w:val="20"/>
-                <w:rtl w:val="0"/>
-              </w:rPr>
-              <w:t xml:space="preserve">completando el nuevo modelo y normalizando la información recibida</w:t>
+              <w:t xml:space="preserve">Integración nativa de Whoop, Garmin, Fitbit y Oura completando el nuevo modelo y normalizando la información recibida</w:t>
             </w:r>
           </w:p>
         </w:tc>
@@ -6338,7 +6339,7 @@
                 <w:szCs w:val="20"/>
                 <w:rtl w:val="0"/>
               </w:rPr>
-              <w:t xml:space="preserve">La app WellQ posee ahora un backend propio que reemplaza a  </w:t>
+              <w:t xml:space="preserve">La app WellQ posee ahora una plataforma que reemplaza a  </w:t>
             </w:r>
             <w:hyperlink r:id="rId9">
               <w:r>
@@ -8328,7 +8329,7 @@
                 <w:szCs w:val="18"/>
                 <w:rtl w:val="0"/>
               </w:rPr>
-              <w:t xml:space="preserve">Desarrollo de módulo de autenticación funcional</w:t>
+              <w:t xml:space="preserve">Desarrollo de módulo de autenticación funcional y panel de gestión.</w:t>
             </w:r>
             <w:r>
               <w:rPr>
